--- a/document/submission/最终项目-2-需求规格说明-第10组.docx
+++ b/document/submission/最终项目-2-需求规格说明-第10组.docx
@@ -3355,6 +3355,22 @@
       </w:pPr>
       <w:r>
         <w:t>完成悬赏：发布者确认完成后，冻结的时间币自动转给接单者。</w:t>
+      </w:r>
+    </w:p>
+    <w:p>
+      <w:pPr>
+        <w:pStyle w:val="147"/>
+      </w:pPr>
+      <w:r>
+        <w:t>编辑悬赏：发布者可修改悬赏标题、描述、金额和截止时间（仅限待审核或已发布状态）。</w:t>
+      </w:r>
+    </w:p>
+    <w:p>
+      <w:pPr>
+        <w:pStyle w:val="147"/>
+      </w:pPr>
+      <w:r>
+        <w:t>删除悬赏：发布者可删除自己发布的悬赏（仅限待审核或已发布状态），系统同时清除关联的申请记录。</w:t>
       </w:r>
     </w:p>
     <w:p>
